--- a/docs/maintenance/AI开发项目_项目说明文档.docx
+++ b/docs/maintenance/AI开发项目_项目说明文档.docx
@@ -9143,6 +9143,406 @@
           <w:sz w:val="21"/>
         </w:rPr>
         <w:t>自动化在 390×844 私人预览中完成全流程模拟，模拟前后婚书数组、情侣状态、角色记忆 ID、五星摘要、关系文本、消息数和婚后消息数完全一致；日历预约事件时间与邀请卡 eventAt 完全一致，非情侣角色发卡返回空。正式婚礼回归仍为一份现代婚书、一份五星记忆、夫妻关系，并在重复礼成后产生不同婚后消息。Mac 编译、签名和真实 iPhone 安装仍未执行。</w:t>
+      </w:r>
+    </w:p>
+    <w:p>
+      <w:r>
+        <w:br w:type="page"/>
+      </w:r>
+    </w:p>
+    <w:p>
+      <w:pPr>
+        <w:pStyle w:val="Heading1"/>
+      </w:pPr>
+      <w:r>
+        <w:rPr>
+          <w:rFonts w:ascii="等线" w:hAnsi="等线" w:eastAsia="等线"/>
+          <w:sz w:val="32"/>
+        </w:rPr>
+        <w:t>当前交付基线｜网页 v989／私人 iOS 1.0.110 (110)／原生桥 23（2026-08-19）</w:t>
+      </w:r>
+    </w:p>
+    <w:p>
+      <w:pPr>
+        <w:spacing w:after="120" w:line="300" w:lineRule="auto"/>
+      </w:pPr>
+      <w:r>
+        <w:rPr>
+          <w:rFonts w:ascii="等线" w:hAnsi="等线" w:eastAsia="等线"/>
+          <w:sz w:val="21"/>
+        </w:rPr>
+        <w:t>现代与中式婚礼的第一幕现在是整场唯一人物身份基准。第 2～6 幕首次生成、每幕两次自动重试和后续单幕重做均使用第一幕真实图片作为输入参考，锁定同一张脸、五官、发型、发色、发冠与礼服；不再从任意成功章节选参考。</w:t>
+      </w:r>
+    </w:p>
+    <w:p>
+      <w:pPr>
+        <w:spacing w:after="120" w:line="300" w:lineRule="auto"/>
+      </w:pPr>
+      <w:r>
+        <w:rPr>
+          <w:rFonts w:ascii="等线" w:hAnsi="等线" w:eastAsia="等线"/>
+          <w:sz w:val="21"/>
+        </w:rPr>
+        <w:t>线下约会中，已经准备完成的现代或中式婚礼新增“单独重做某一章”。用户可选择六章中的任意一章。每次重做最多三次，旧图直到新图通过动作与人物一致性复核并写入独立缓存后才覆盖；连续失败时原图与其他五章保持不变。第一章重做使用当前旧第一章自身作为参考。</w:t>
+      </w:r>
+    </w:p>
+    <w:p>
+      <w:pPr>
+        <w:spacing w:after="120" w:line="300" w:lineRule="auto"/>
+      </w:pPr>
+      <w:r>
+        <w:rPr>
+          <w:rFonts w:ascii="等线" w:hAnsi="等线" w:eastAsia="等线"/>
+          <w:sz w:val="21"/>
+        </w:rPr>
+        <w:t>整场新生成调整为严格顺序：第一章完成首次生成及必要重试后才开始第二章，以此类推。若生图接口不支持参考图片，后续章节进入重试／预设图安全回退，不再无参考随机生成并冒充同一人物。现代与中式的婚书、关系、两场独立记忆、固定旁白和角色主模型台词逻辑保持不变。</w:t>
+      </w:r>
+    </w:p>
+    <w:p>
+      <w:pPr>
+        <w:spacing w:after="120" w:line="300" w:lineRule="auto"/>
+      </w:pPr>
+      <w:r>
+        <w:rPr>
+          <w:rFonts w:ascii="等线" w:hAnsi="等线" w:eastAsia="等线"/>
+          <w:sz w:val="21"/>
+        </w:rPr>
+        <w:t>当前版本为网页 v989、私人 iOS 1.0.110 (110)、原生桥 23。共享网页与 PhoneWeb.bundle 从同一清单同步；Windows 自动测试、包结构与文档渲染通过后，仍须在 Mac 编译签名，并在真实 iPhone 验证实际生图接口的首幕参考传输、单幕三次尝试、失败保留原图和成功只覆盖所选章节。</w:t>
+      </w:r>
+    </w:p>
+    <w:p>
+      <w:r>
+        <w:br w:type="page"/>
+      </w:r>
+    </w:p>
+    <w:p>
+      <w:pPr>
+        <w:pStyle w:val="Heading1"/>
+      </w:pPr>
+      <w:r>
+        <w:rPr>
+          <w:rFonts w:ascii="等线" w:hAnsi="等线" w:eastAsia="等线"/>
+          <w:sz w:val="32"/>
+        </w:rPr>
+        <w:t>当前交付基线｜网页 v996／私人 iOS 1.0.117 (117)／原生桥 25（2026-08-20）</w:t>
+      </w:r>
+    </w:p>
+    <w:p>
+      <w:pPr>
+        <w:spacing w:after="120" w:line="300" w:lineRule="auto"/>
+      </w:pPr>
+      <w:r>
+        <w:rPr>
+          <w:rFonts w:ascii="等线" w:hAnsi="等线" w:eastAsia="等线"/>
+          <w:sz w:val="21"/>
+        </w:rPr>
+        <w:t>本版集中修复七类问题：共同生活总结等待持久化；通话睡眠具备真实跨日时长和醒来事件锚点；启动自动任务失败静默退避；视频摄像头识别期间复用原生媒体会话；角色可选择跟随设备、北京时间或全球时区；“我去刷抖音”等自用陈述不再误触发查岗；后台通知、伴生同步和手机号账号迁到独立云。</w:t>
+      </w:r>
+    </w:p>
+    <w:p>
+      <w:pPr>
+        <w:spacing w:after="120" w:line="300" w:lineRule="auto"/>
+      </w:pPr>
+      <w:r>
+        <w:rPr>
+          <w:rFonts w:ascii="等线" w:hAnsi="等线" w:eastAsia="等线"/>
+          <w:sz w:val="21"/>
+        </w:rPr>
+        <w:t>独立云项目为 small-phone-companion-cloud（qvuahlqimcfgeoetosnl，Singapore）。它独占私人账号、伴生 RPC、后台角色任务、APNs 和两个 Edge Functions。旧业务项目 lkhlyfpssmrjkkzhuzag 没有被迁移或覆盖；邀请码项目 lovbzibismsjqvjujilz 继续只承担 phone-license。可复现的 cron 端点迁移为 202608200001。</w:t>
+      </w:r>
+    </w:p>
+    <w:p>
+      <w:pPr>
+        <w:spacing w:after="120" w:line="300" w:lineRule="auto"/>
+      </w:pPr>
+      <w:r>
+        <w:rPr>
+          <w:rFonts w:ascii="等线" w:hAnsi="等线" w:eastAsia="等线"/>
+          <w:sz w:val="21"/>
+        </w:rPr>
+        <w:t>手机号账号支持首次“创建并绑定”和既有“登录并恢复”。登录令牌仅保存在 iPhone Keychain，不返回网页脚本；账号内部以手机号映射的私有邮箱登录，不发送验证码。空云端才自动建立第一份备份；已有备份必须由用户选择保留本机上传或查看后恢复。</w:t>
+      </w:r>
+    </w:p>
+    <w:p>
+      <w:pPr>
+        <w:spacing w:after="120" w:line="300" w:lineRule="auto"/>
+      </w:pPr>
+      <w:r>
+        <w:rPr>
+          <w:rFonts w:ascii="等线" w:hAnsi="等线" w:eastAsia="等线"/>
+          <w:sz w:val="21"/>
+        </w:rPr>
+        <w:t>当前版本为网页 v996、私人 iOS 1.0.117 (117)、原生桥 25。PhoneWeb.bundle 从共享清单重建；Windows 全量回归和文档渲染通过后，仍须在 Mac 打开全新 SmallPhone_v996_SevenFixesIndependentCloud，完成编译签名，并在真实 iPhone 验证手机号首次创建、跨夜醒来、国外时区、摄像头连续识别和前台/后台/锁屏/上划退出通知。</w:t>
+      </w:r>
+    </w:p>
+    <w:p>
+      <w:pPr>
+        <w:pStyle w:val="Heading1"/>
+        <w:pageBreakBefore/>
+      </w:pPr>
+      <w:r>
+        <w:rPr>
+          <w:rFonts w:ascii="等线" w:hAnsi="等线" w:eastAsia="等线"/>
+          <w:sz w:val="32"/>
+        </w:rPr>
+        <w:t>v996 产品边界补充｜网页版不使用伴生功能（2026-08-20）</w:t>
+      </w:r>
+    </w:p>
+    <w:p>
+      <w:pPr>
+        <w:spacing w:after="120" w:line="300" w:lineRule="auto"/>
+      </w:pPr>
+      <w:r>
+        <w:rPr>
+          <w:rFonts w:ascii="等线" w:hAnsi="等线" w:eastAsia="等线"/>
+          <w:sz w:val="21"/>
+        </w:rPr>
+        <w:t>网页版与私人 App 继续复用同一份业务源码，但产品能力已硬分层。网页版当前不显示或使用伴生设备、真实 iPhone 原生控制、手机号私人云账号、APNs 后台通知、角色服务器后台队列和软件使用感知；这些能力只在私人小手机 App 的可信原生桥存在时启用。</w:t>
+      </w:r>
+    </w:p>
+    <w:p>
+      <w:pPr>
+        <w:spacing w:after="120" w:line="300" w:lineRule="auto"/>
+      </w:pPr>
+      <w:r>
+        <w:rPr>
+          <w:rFonts w:ascii="等线" w:hAnsi="等线" w:eastAsia="等线"/>
+          <w:sz w:val="21"/>
+        </w:rPr>
+        <w:t>网页版仍保留自己的普通聊天、电话、主动消息、情侣空间日常、既有查岗和其他网页功能。此次修正不是删除网页版功能，而是阻止网页接触私人伴生云和真实设备事实。即使浏览器保留旧伴生数据，角色提示词、自动背景和动作标签也不会在网页版使用它。</w:t>
+      </w:r>
+    </w:p>
+    <w:p>
+      <w:pPr>
+        <w:spacing w:after="120" w:line="300" w:lineRule="auto"/>
+      </w:pPr>
+      <w:r>
+        <w:rPr>
+          <w:rFonts w:ascii="等线" w:hAnsi="等线" w:eastAsia="等线"/>
+          <w:sz w:val="21"/>
+        </w:rPr>
+        <w:t>当前发布身份不另起版本：网页 v996、私人 iOS 1.0.117 (117)、原生桥 25。PhoneWeb.bundle 已重新从共享清单生成；Windows 全量回归 814/814 通过。Mac 编译和真实 iPhone 验证仍未完成，且不得把 Windows 静态隔离测试写成真机伴生已通过。</w:t>
+      </w:r>
+    </w:p>
+    <w:p>
+      <w:pPr>
+        <w:pStyle w:val="Heading1"/>
+        <w:pageBreakBefore/>
+      </w:pPr>
+      <w:r>
+        <w:rPr>
+          <w:rFonts w:ascii="等线" w:hAnsi="等线" w:eastAsia="等线"/>
+          <w:sz w:val="32"/>
+        </w:rPr>
+        <w:t>当前交付基线｜网页 v1001／私人 iOS 1.0.122 (122)／原生桥 25（2026-08-20）</w:t>
+      </w:r>
+    </w:p>
+    <w:p>
+      <w:pPr>
+        <w:spacing w:after="120" w:line="300" w:lineRule="auto"/>
+      </w:pPr>
+      <w:r>
+        <w:rPr>
+          <w:rFonts w:ascii="等线" w:hAnsi="等线" w:eastAsia="等线"/>
+          <w:sz w:val="21"/>
+        </w:rPr>
+        <w:t>本版依次修复主动伴生检查、每日必查、朋友圈真实评论、最新角色朋友圈置顶、角色聊天详情页与点击分工、删除角色拍一拍、明确照片朋友圈和远程操控精确定位。后台诊断确认主要故障是刷新命令高频覆盖、临时状态误作长期暂停以及查后无可见投递，不是单一时区问题。</w:t>
+      </w:r>
+    </w:p>
+    <w:p>
+      <w:pPr>
+        <w:spacing w:after="120" w:line="300" w:lineRule="auto"/>
+      </w:pPr>
+      <w:r>
+        <w:rPr>
+          <w:rFonts w:ascii="等线" w:hAnsi="等线" w:eastAsia="等线"/>
+          <w:sz w:val="21"/>
+        </w:rPr>
+        <w:t>网页和私人 App 仍共用业务源码，但真实 iPhone 伴生、APNs、手机号账号、健康与原生控制只在私人 App 可信桥中运行。原生桥协议没有新增能力，所以维持 25；手动解锁同步属于既有安全同步链路内的时机修正。</w:t>
+      </w:r>
+    </w:p>
+    <w:p>
+      <w:pPr>
+        <w:spacing w:after="120" w:line="300" w:lineRule="auto"/>
+      </w:pPr>
+      <w:r>
+        <w:rPr>
+          <w:rFonts w:ascii="等线" w:hAnsi="等线" w:eastAsia="等线"/>
+          <w:sz w:val="21"/>
+        </w:rPr>
+        <w:t>朋友圈评论不会为了界面好看生成假回复；明确要求带照片时会等待真实图片来源。聊天详情页由角色头像进入，消息气泡保留删除等操作。角色拍一拍已删除，真实手机好友群聊拍一拍仍是另一条功能。</w:t>
+      </w:r>
+    </w:p>
+    <w:p>
+      <w:pPr>
+        <w:spacing w:after="120" w:line="300" w:lineRule="auto"/>
+      </w:pPr>
+      <w:r>
+        <w:rPr>
+          <w:rFonts w:ascii="等线" w:hAnsi="等线" w:eastAsia="等线"/>
+          <w:sz w:val="21"/>
+        </w:rPr>
+        <w:t>Windows 自动回归为 849/849。下一步必须在 Mac 解压全新的 v1001 工程，编译签名后用真实 iPhone 验证后台/锁屏/上划退出场景；Windows 结果不能替代真机结论。</w:t>
+      </w:r>
+    </w:p>
+    <w:p>
+      <w:pPr>
+        <w:pStyle w:val="Heading1"/>
+        <w:pageBreakBefore/>
+      </w:pPr>
+      <w:r>
+        <w:rPr>
+          <w:rFonts w:ascii="等线" w:hAnsi="等线" w:eastAsia="等线"/>
+          <w:sz w:val="32"/>
+        </w:rPr>
+        <w:t>当前补丁基线｜网页 v1002／私人 iOS 1.0.123 (123)／原生桥 25（2026-08-20）</w:t>
+      </w:r>
+    </w:p>
+    <w:p>
+      <w:pPr>
+        <w:spacing w:after="120" w:line="300" w:lineRule="auto"/>
+      </w:pPr>
+      <w:r>
+        <w:rPr>
+          <w:rFonts w:ascii="等线" w:hAnsi="等线" w:eastAsia="等线"/>
+          <w:sz w:val="21"/>
+        </w:rPr>
+        <w:t>v1002 在 v1001 主动伴生与微信修复基础上恢复聊天入口分工，并修复共同生活屏幕时间读取完成横幅不结束、回复失败后结果丢失的问题。</w:t>
+      </w:r>
+    </w:p>
+    <w:p>
+      <w:pPr>
+        <w:spacing w:after="120" w:line="300" w:lineRule="auto"/>
+      </w:pPr>
+      <w:r>
+        <w:rPr>
+          <w:rFonts w:ascii="等线" w:hAnsi="等线" w:eastAsia="等线"/>
+          <w:sz w:val="21"/>
+        </w:rPr>
+        <w:t>三个点进入角色资料；角色头像进入聊天详情；消息气泡进入消息操作。屏幕时间读取完成后先收起横幅，再独立生成真实角色反应；失败只重试真实模型。Windows 自动回归 850/850，真机仍待验。</w:t>
+      </w:r>
+    </w:p>
+    <w:p>
+      <w:pPr>
+        <w:pStyle w:val="Heading1"/>
+        <w:pageBreakBefore/>
+      </w:pPr>
+      <w:r>
+        <w:rPr>
+          <w:rFonts w:ascii="等线" w:hAnsi="等线" w:eastAsia="等线"/>
+          <w:sz w:val="32"/>
+        </w:rPr>
+        <w:t>v1002 未提交回复回归热修（2026-08-20）</w:t>
+      </w:r>
+    </w:p>
+    <w:p>
+      <w:pPr>
+        <w:spacing w:after="120" w:line="300" w:lineRule="auto"/>
+      </w:pPr>
+      <w:r>
+        <w:rPr>
+          <w:rFonts w:ascii="等线" w:hAnsi="等线" w:eastAsia="等线"/>
+          <w:sz w:val="21"/>
+        </w:rPr>
+        <w:t>v1000 提交 42a7b1587ce53070d82d38320c79d1941c603a80 是用户确认的最后正常回复基线，也是当前 main／HEAD／origin/main。v1001／v1002 与本热修均在未提交工作区，不得写成正式发布完成。</w:t>
+      </w:r>
+    </w:p>
+    <w:p>
+      <w:pPr>
+        <w:spacing w:after="120" w:line="300" w:lineRule="auto"/>
+      </w:pPr>
+      <w:r>
+        <w:rPr>
+          <w:rFonts w:ascii="等线" w:hAnsi="等线" w:eastAsia="等线"/>
+          <w:sz w:val="21"/>
+        </w:rPr>
+        <w:t>本热修只停止共同生活真实读取失败后的跨重启自动模型重放，并修复读取已占用时手动回复误报模型失败；真实结果继续保留，朋友圈仍只接受真实模型回复。共享 app.js 与私人 PhoneWeb.bundle 已同步本热修相关代码，Windows 完整回归 850／850。Mac 编译和真实 iPhone 验证仍待完成。</w:t>
+      </w:r>
+    </w:p>
+    <w:p>
+      <w:pPr>
+        <w:pStyle w:val="Heading1"/>
+        <w:pageBreakBefore/>
+      </w:pPr>
+      <w:r>
+        <w:rPr>
+          <w:rFonts w:ascii="等线" w:hAnsi="等线" w:eastAsia="等线"/>
+          <w:sz w:val="32"/>
+        </w:rPr>
+        <w:t>当前候选基线｜网页 v1003／私人 iOS 1.0.124 (124)／原生桥 25（2026-08-20）</w:t>
+      </w:r>
+    </w:p>
+    <w:p>
+      <w:pPr>
+        <w:spacing w:after="120" w:line="300" w:lineRule="auto"/>
+      </w:pPr>
+      <w:r>
+        <w:rPr>
+          <w:rFonts w:ascii="等线" w:hAnsi="等线" w:eastAsia="等线"/>
+          <w:sz w:val="21"/>
+        </w:rPr>
+        <w:t>v1003 在 v1001／v1002 功能基础上停止共同生活真实读取失败后的跨重启自动模型重放，修复读取已占用时普通回复误报 API，并把朋友圈挂起回复恢复为真实失败与重试。</w:t>
+      </w:r>
+    </w:p>
+    <w:p>
+      <w:pPr>
+        <w:spacing w:after="120" w:line="300" w:lineRule="auto"/>
+      </w:pPr>
+      <w:r>
+        <w:rPr>
+          <w:rFonts w:ascii="等线" w:hAnsi="等线" w:eastAsia="等线"/>
+          <w:sz w:val="21"/>
+        </w:rPr>
+        <w:t>Windows 完整回归 850／850；PhoneWeb.bundle 必须从共享 manifest 重建。Mac 编译、Apple 签名、普通微信回复速度、朋友圈评论、屏幕时间完成态和旧 retryAt 真机迁移尚未验证。</w:t>
+      </w:r>
+    </w:p>
+    <w:p>
+      <w:pPr>
+        <w:pStyle w:val="Heading1"/>
+        <w:pageBreakBefore/>
+      </w:pPr>
+      <w:r>
+        <w:rPr>
+          <w:rFonts w:ascii="等线" w:hAnsi="等线" w:eastAsia="等线"/>
+          <w:sz w:val="32"/>
+        </w:rPr>
+        <w:t>当前候选基线｜网页 v1006／私人 iOS 1.0.127 (127)／原生桥 25（2026-08-20）</w:t>
+      </w:r>
+    </w:p>
+    <w:p>
+      <w:pPr>
+        <w:spacing w:after="120" w:line="300" w:lineRule="auto"/>
+      </w:pPr>
+      <w:r>
+        <w:rPr>
+          <w:rFonts w:ascii="等线" w:hAnsi="等线" w:eastAsia="等线"/>
+          <w:sz w:val="21"/>
+        </w:rPr>
+        <w:t>v1006 修复独立云缺少模型线路、私人包装丢失 keepalive 和立即测试只认入队的三段后台故障；服务器现在使用当前角色线路并返回真实任务与 APNs 结果。</w:t>
+      </w:r>
+    </w:p>
+    <w:p>
+      <w:pPr>
+        <w:spacing w:after="120" w:line="300" w:lineRule="auto"/>
+      </w:pPr>
+      <w:r>
+        <w:rPr>
+          <w:rFonts w:ascii="等线" w:hAnsi="等线" w:eastAsia="等线"/>
+          <w:sz w:val="21"/>
+        </w:rPr>
+        <w:t>电话改为相关记忆与有界历史；朋友圈评论保留准确回复目标、有界上下文和一次真实模型请求，失败不伪造。Windows 完整回归 857／857；phone-role-push 已部署并通过安全在线探针。</w:t>
+      </w:r>
+    </w:p>
+    <w:p>
+      <w:pPr>
+        <w:spacing w:after="120" w:line="300" w:lineRule="auto"/>
+      </w:pPr>
+      <w:r>
+        <w:rPr>
+          <w:rFonts w:ascii="等线" w:hAnsi="等线" w:eastAsia="等线"/>
+          <w:sz w:val="21"/>
+        </w:rPr>
+        <w:t>仍待完成：在 Mac 全新解压 SmallPhone_v1006_CallMomentsBackgroundRepair，完成 Xcode 编译／签名，并在真实 iPhone 验证普通聊天、电话声音与字幕、朋友圈评论／重试，以及 App 退到后台后的真实 APNs 通知和返回 App 后的结果提示。</w:t>
       </w:r>
     </w:p>
     <w:sectPr>
